--- a/docs_build/Fiche_Presentation_Equipe_CIF2026.docx
+++ b/docs_build/Fiche_Presentation_Equipe_CIF2026.docx
@@ -15,12 +15,6 @@
         <w:gridCol w:w="9500"/>
       </w:tblGrid>
       <w:tr>
-        <w:tblPrEx>
-          <w:tblCellMar>
-            <w:top w:w="0" w:type="dxa"/>
-            <w:bottom w:w="0" w:type="dxa"/>
-          </w:tblCellMar>
-        </w:tblPrEx>
         <w:tc>
           <w:tcPr>
             <w:tcW w:w="9500" w:type="dxa"/>
@@ -82,29 +76,7 @@
                 <w:sz w:val="20"/>
                 <w:szCs w:val="20"/>
               </w:rPr>
-              <w:t xml:space="preserve">-WA+ </w:t>
-            </w:r>
-            <w:proofErr w:type="gramStart"/>
-            <w:r>
-              <w:rPr>
-                <w:i/>
-                <w:iCs/>
-                <w:color w:val="D9E6F2"/>
-                <w:sz w:val="20"/>
-                <w:szCs w:val="20"/>
-              </w:rPr>
-              <w:t>2026  •</w:t>
-            </w:r>
-            <w:proofErr w:type="gramEnd"/>
-            <w:r>
-              <w:rPr>
-                <w:i/>
-                <w:iCs/>
-                <w:color w:val="D9E6F2"/>
-                <w:sz w:val="20"/>
-                <w:szCs w:val="20"/>
-              </w:rPr>
-              <w:t xml:space="preserve">  Appel à candidatures</w:t>
+              <w:t>-WA+ 2026 • Appel à candidatures</w:t>
             </w:r>
           </w:p>
         </w:tc>
@@ -128,12 +100,6 @@
         <w:gridCol w:w="9500"/>
       </w:tblGrid>
       <w:tr>
-        <w:tblPrEx>
-          <w:tblCellMar>
-            <w:top w:w="0" w:type="dxa"/>
-            <w:bottom w:w="0" w:type="dxa"/>
-          </w:tblCellMar>
-        </w:tblPrEx>
         <w:tc>
           <w:tcPr>
             <w:tcW w:w="9500" w:type="dxa"/>
@@ -187,12 +153,6 @@
         <w:gridCol w:w="6900"/>
       </w:tblGrid>
       <w:tr>
-        <w:tblPrEx>
-          <w:tblCellMar>
-            <w:top w:w="0" w:type="dxa"/>
-            <w:bottom w:w="0" w:type="dxa"/>
-          </w:tblCellMar>
-        </w:tblPrEx>
         <w:tc>
           <w:tcPr>
             <w:tcW w:w="2600" w:type="dxa"/>
@@ -229,16 +189,19 @@
             </w:tcMar>
             <w:vAlign w:val="center"/>
           </w:tcPr>
-          <w:p/>
+          <w:p>
+            <w:proofErr w:type="spellStart"/>
+            <w:r>
+              <w:t>DataMasters</w:t>
+            </w:r>
+            <w:proofErr w:type="spellEnd"/>
+          </w:p>
         </w:tc>
       </w:tr>
       <w:tr>
-        <w:tblPrEx>
-          <w:tblCellMar>
-            <w:top w:w="0" w:type="dxa"/>
-            <w:bottom w:w="0" w:type="dxa"/>
-          </w:tblCellMar>
-        </w:tblPrEx>
+        <w:trPr>
+          <w:trHeight w:val="288"/>
+        </w:trPr>
         <w:tc>
           <w:tcPr>
             <w:tcW w:w="2600" w:type="dxa"/>
@@ -284,12 +247,6 @@
         </w:tc>
       </w:tr>
       <w:tr>
-        <w:tblPrEx>
-          <w:tblCellMar>
-            <w:top w:w="0" w:type="dxa"/>
-            <w:bottom w:w="0" w:type="dxa"/>
-          </w:tblCellMar>
-        </w:tblPrEx>
         <w:tc>
           <w:tcPr>
             <w:tcW w:w="2600" w:type="dxa"/>
@@ -334,14 +291,8 @@
         </w:tc>
       </w:tr>
       <w:tr>
-        <w:tblPrEx>
-          <w:tblCellMar>
-            <w:top w:w="0" w:type="dxa"/>
-            <w:bottom w:w="0" w:type="dxa"/>
-          </w:tblCellMar>
-        </w:tblPrEx>
         <w:trPr>
-          <w:trHeight w:val="254"/>
+          <w:trHeight w:val="212"/>
         </w:trPr>
         <w:tc>
           <w:tcPr>
@@ -408,12 +359,6 @@
         </w:tc>
       </w:tr>
       <w:tr>
-        <w:tblPrEx>
-          <w:tblCellMar>
-            <w:top w:w="0" w:type="dxa"/>
-            <w:bottom w:w="0" w:type="dxa"/>
-          </w:tblCellMar>
-        </w:tblPrEx>
         <w:tc>
           <w:tcPr>
             <w:tcW w:w="2600" w:type="dxa"/>
@@ -484,12 +429,6 @@
         <w:gridCol w:w="9500"/>
       </w:tblGrid>
       <w:tr>
-        <w:tblPrEx>
-          <w:tblCellMar>
-            <w:top w:w="0" w:type="dxa"/>
-            <w:bottom w:w="0" w:type="dxa"/>
-          </w:tblCellMar>
-        </w:tblPrEx>
         <w:tc>
           <w:tcPr>
             <w:tcW w:w="9500" w:type="dxa"/>
@@ -539,18 +478,12 @@
         <w:tblLook w:val="04A0" w:firstRow="1" w:lastRow="0" w:firstColumn="1" w:lastColumn="0" w:noHBand="0" w:noVBand="1"/>
       </w:tblPr>
       <w:tblGrid>
-        <w:gridCol w:w="2200"/>
-        <w:gridCol w:w="2350"/>
-        <w:gridCol w:w="2200"/>
-        <w:gridCol w:w="2750"/>
+        <w:gridCol w:w="2166"/>
+        <w:gridCol w:w="2309"/>
+        <w:gridCol w:w="2165"/>
+        <w:gridCol w:w="2860"/>
       </w:tblGrid>
       <w:tr>
-        <w:tblPrEx>
-          <w:tblCellMar>
-            <w:top w:w="0" w:type="dxa"/>
-            <w:bottom w:w="0" w:type="dxa"/>
-          </w:tblCellMar>
-        </w:tblPrEx>
         <w:trPr>
           <w:cantSplit/>
         </w:trPr>
@@ -581,12 +514,6 @@
         </w:tc>
       </w:tr>
       <w:tr>
-        <w:tblPrEx>
-          <w:tblCellMar>
-            <w:top w:w="0" w:type="dxa"/>
-            <w:bottom w:w="0" w:type="dxa"/>
-          </w:tblCellMar>
-        </w:tblPrEx>
         <w:trPr>
           <w:cantSplit/>
         </w:trPr>
@@ -626,7 +553,11 @@
             </w:tcMar>
             <w:vAlign w:val="center"/>
           </w:tcPr>
-          <w:p/>
+          <w:p>
+            <w:r>
+              <w:t>ZONGO</w:t>
+            </w:r>
+          </w:p>
         </w:tc>
         <w:tc>
           <w:tcPr>
@@ -664,16 +595,109 @@
             </w:tcMar>
             <w:vAlign w:val="center"/>
           </w:tcPr>
-          <w:p/>
+          <w:p>
+            <w:r>
+              <w:t>Abdrafith</w:t>
+            </w:r>
+          </w:p>
         </w:tc>
       </w:tr>
       <w:tr>
-        <w:tblPrEx>
-          <w:tblCellMar>
-            <w:top w:w="0" w:type="dxa"/>
-            <w:bottom w:w="0" w:type="dxa"/>
-          </w:tblCellMar>
-        </w:tblPrEx>
+        <w:trPr>
+          <w:cantSplit/>
+          <w:trHeight w:val="310"/>
+        </w:trPr>
+        <w:tc>
+          <w:tcPr>
+            <w:tcW w:w="2200" w:type="dxa"/>
+            <w:shd w:val="clear" w:color="auto" w:fill="1F4E79"/>
+            <w:tcMar>
+              <w:top w:w="90" w:type="dxa"/>
+              <w:left w:w="140" w:type="dxa"/>
+              <w:bottom w:w="90" w:type="dxa"/>
+              <w:right w:w="140" w:type="dxa"/>
+            </w:tcMar>
+            <w:vAlign w:val="center"/>
+          </w:tcPr>
+          <w:p>
+            <w:r>
+              <w:rPr>
+                <w:b/>
+                <w:bCs/>
+                <w:color w:val="FFFFFF"/>
+                <w:sz w:val="20"/>
+                <w:szCs w:val="20"/>
+              </w:rPr>
+              <w:t>Téléphone</w:t>
+            </w:r>
+          </w:p>
+        </w:tc>
+        <w:tc>
+          <w:tcPr>
+            <w:tcW w:w="2350" w:type="dxa"/>
+            <w:shd w:val="clear" w:color="auto" w:fill="F2F5F9"/>
+            <w:tcMar>
+              <w:top w:w="140" w:type="dxa"/>
+              <w:left w:w="140" w:type="dxa"/>
+              <w:bottom w:w="140" w:type="dxa"/>
+              <w:right w:w="140" w:type="dxa"/>
+            </w:tcMar>
+            <w:vAlign w:val="center"/>
+          </w:tcPr>
+          <w:p>
+            <w:r>
+              <w:t>+226 07713217</w:t>
+            </w:r>
+          </w:p>
+        </w:tc>
+        <w:tc>
+          <w:tcPr>
+            <w:tcW w:w="2200" w:type="dxa"/>
+            <w:shd w:val="clear" w:color="auto" w:fill="1F4E79"/>
+            <w:tcMar>
+              <w:top w:w="90" w:type="dxa"/>
+              <w:left w:w="140" w:type="dxa"/>
+              <w:bottom w:w="90" w:type="dxa"/>
+              <w:right w:w="140" w:type="dxa"/>
+            </w:tcMar>
+            <w:vAlign w:val="center"/>
+          </w:tcPr>
+          <w:p>
+            <w:r>
+              <w:rPr>
+                <w:b/>
+                <w:bCs/>
+                <w:color w:val="FFFFFF"/>
+                <w:sz w:val="20"/>
+                <w:szCs w:val="20"/>
+              </w:rPr>
+              <w:t>Email</w:t>
+            </w:r>
+          </w:p>
+        </w:tc>
+        <w:tc>
+          <w:tcPr>
+            <w:tcW w:w="2350" w:type="dxa"/>
+            <w:shd w:val="clear" w:color="auto" w:fill="F2F5F9"/>
+            <w:tcMar>
+              <w:top w:w="140" w:type="dxa"/>
+              <w:left w:w="140" w:type="dxa"/>
+              <w:bottom w:w="140" w:type="dxa"/>
+              <w:right w:w="140" w:type="dxa"/>
+            </w:tcMar>
+            <w:vAlign w:val="center"/>
+          </w:tcPr>
+          <w:p>
+            <w:r>
+              <w:t>z</w:t>
+            </w:r>
+            <w:r>
+              <w:t>ongo1abdrafith@gmail.com</w:t>
+            </w:r>
+          </w:p>
+        </w:tc>
+      </w:tr>
+      <w:tr>
         <w:trPr>
           <w:cantSplit/>
         </w:trPr>
@@ -698,14 +722,14 @@
                 <w:sz w:val="20"/>
                 <w:szCs w:val="20"/>
               </w:rPr>
-              <w:t>Téléphone</w:t>
-            </w:r>
-          </w:p>
-        </w:tc>
-        <w:tc>
-          <w:tcPr>
-            <w:tcW w:w="2350" w:type="dxa"/>
-            <w:shd w:val="clear" w:color="auto" w:fill="F2F5F9"/>
+              <w:t>Spécialité / Formation</w:t>
+            </w:r>
+          </w:p>
+        </w:tc>
+        <w:tc>
+          <w:tcPr>
+            <w:tcW w:w="6900" w:type="dxa"/>
+            <w:gridSpan w:val="3"/>
             <w:tcMar>
               <w:top w:w="140" w:type="dxa"/>
               <w:left w:w="140" w:type="dxa"/>
@@ -714,107 +738,36 @@
             </w:tcMar>
             <w:vAlign w:val="center"/>
           </w:tcPr>
-          <w:p/>
-        </w:tc>
-        <w:tc>
-          <w:tcPr>
-            <w:tcW w:w="2200" w:type="dxa"/>
-            <w:shd w:val="clear" w:color="auto" w:fill="1F4E79"/>
-            <w:tcMar>
-              <w:top w:w="90" w:type="dxa"/>
-              <w:left w:w="140" w:type="dxa"/>
-              <w:bottom w:w="90" w:type="dxa"/>
-              <w:right w:w="140" w:type="dxa"/>
-            </w:tcMar>
-            <w:vAlign w:val="center"/>
-          </w:tcPr>
-          <w:p>
-            <w:r>
-              <w:rPr>
-                <w:b/>
-                <w:bCs/>
-                <w:color w:val="FFFFFF"/>
-                <w:sz w:val="20"/>
-                <w:szCs w:val="20"/>
-              </w:rPr>
-              <w:t>Email</w:t>
-            </w:r>
-          </w:p>
-        </w:tc>
-        <w:tc>
-          <w:tcPr>
-            <w:tcW w:w="2350" w:type="dxa"/>
-            <w:shd w:val="clear" w:color="auto" w:fill="F2F5F9"/>
-            <w:tcMar>
-              <w:top w:w="140" w:type="dxa"/>
-              <w:left w:w="140" w:type="dxa"/>
-              <w:bottom w:w="140" w:type="dxa"/>
-              <w:right w:w="140" w:type="dxa"/>
-            </w:tcMar>
-            <w:vAlign w:val="center"/>
-          </w:tcPr>
-          <w:p/>
+          <w:p>
+            <w:r>
+              <w:t>D</w:t>
+            </w:r>
+            <w:r>
+              <w:t xml:space="preserve">ata </w:t>
+            </w:r>
+            <w:proofErr w:type="spellStart"/>
+            <w:r>
+              <w:t>Scien</w:t>
+            </w:r>
+            <w:r>
+              <w:t>tist</w:t>
+            </w:r>
+            <w:proofErr w:type="spellEnd"/>
+            <w:r>
+              <w:t xml:space="preserve"> &amp; dev </w:t>
+            </w:r>
+            <w:proofErr w:type="spellStart"/>
+            <w:r>
+              <w:t>fullstack</w:t>
+            </w:r>
+            <w:proofErr w:type="spellEnd"/>
+          </w:p>
         </w:tc>
       </w:tr>
       <w:tr>
-        <w:tblPrEx>
-          <w:tblCellMar>
-            <w:top w:w="0" w:type="dxa"/>
-            <w:bottom w:w="0" w:type="dxa"/>
-          </w:tblCellMar>
-        </w:tblPrEx>
         <w:trPr>
           <w:cantSplit/>
-        </w:trPr>
-        <w:tc>
-          <w:tcPr>
-            <w:tcW w:w="2200" w:type="dxa"/>
-            <w:shd w:val="clear" w:color="auto" w:fill="1F4E79"/>
-            <w:tcMar>
-              <w:top w:w="90" w:type="dxa"/>
-              <w:left w:w="140" w:type="dxa"/>
-              <w:bottom w:w="90" w:type="dxa"/>
-              <w:right w:w="140" w:type="dxa"/>
-            </w:tcMar>
-            <w:vAlign w:val="center"/>
-          </w:tcPr>
-          <w:p>
-            <w:r>
-              <w:rPr>
-                <w:b/>
-                <w:bCs/>
-                <w:color w:val="FFFFFF"/>
-                <w:sz w:val="20"/>
-                <w:szCs w:val="20"/>
-              </w:rPr>
-              <w:t>Spécialité / Formation</w:t>
-            </w:r>
-          </w:p>
-        </w:tc>
-        <w:tc>
-          <w:tcPr>
-            <w:tcW w:w="6900" w:type="dxa"/>
-            <w:gridSpan w:val="3"/>
-            <w:tcMar>
-              <w:top w:w="140" w:type="dxa"/>
-              <w:left w:w="140" w:type="dxa"/>
-              <w:bottom w:w="140" w:type="dxa"/>
-              <w:right w:w="140" w:type="dxa"/>
-            </w:tcMar>
-            <w:vAlign w:val="center"/>
-          </w:tcPr>
-          <w:p/>
-        </w:tc>
-      </w:tr>
-      <w:tr>
-        <w:tblPrEx>
-          <w:tblCellMar>
-            <w:top w:w="0" w:type="dxa"/>
-            <w:bottom w:w="0" w:type="dxa"/>
-          </w:tblCellMar>
-        </w:tblPrEx>
-        <w:trPr>
-          <w:cantSplit/>
+          <w:trHeight w:val="655"/>
         </w:trPr>
         <w:tc>
           <w:tcPr>
@@ -854,7 +807,11 @@
             </w:tcMar>
             <w:vAlign w:val="center"/>
           </w:tcPr>
-          <w:p/>
+          <w:p>
+            <w:r>
+              <w:t>Coordination, Architecture</w:t>
+            </w:r>
+          </w:p>
         </w:tc>
       </w:tr>
     </w:tbl>
@@ -887,12 +844,6 @@
         <w:gridCol w:w="2750"/>
       </w:tblGrid>
       <w:tr>
-        <w:tblPrEx>
-          <w:tblCellMar>
-            <w:top w:w="0" w:type="dxa"/>
-            <w:bottom w:w="0" w:type="dxa"/>
-          </w:tblCellMar>
-        </w:tblPrEx>
         <w:trPr>
           <w:cantSplit/>
         </w:trPr>
@@ -923,12 +874,6 @@
         </w:tc>
       </w:tr>
       <w:tr>
-        <w:tblPrEx>
-          <w:tblCellMar>
-            <w:top w:w="0" w:type="dxa"/>
-            <w:bottom w:w="0" w:type="dxa"/>
-          </w:tblCellMar>
-        </w:tblPrEx>
         <w:trPr>
           <w:cantSplit/>
         </w:trPr>
@@ -968,7 +913,11 @@
             </w:tcMar>
             <w:vAlign w:val="center"/>
           </w:tcPr>
-          <w:p/>
+          <w:p>
+            <w:r>
+              <w:t>SAVADOGO</w:t>
+            </w:r>
+          </w:p>
         </w:tc>
         <w:tc>
           <w:tcPr>
@@ -1006,16 +955,28 @@
             </w:tcMar>
             <w:vAlign w:val="center"/>
           </w:tcPr>
-          <w:p/>
+          <w:p>
+            <w:proofErr w:type="spellStart"/>
+            <w:r>
+              <w:t>Ouindkouni</w:t>
+            </w:r>
+            <w:proofErr w:type="spellEnd"/>
+            <w:r>
+              <w:t xml:space="preserve"> Amiir Ikraam 2</w:t>
+            </w:r>
+            <w:r>
+              <w:rPr>
+                <w:vertAlign w:val="superscript"/>
+              </w:rPr>
+              <w:t>e</w:t>
+            </w:r>
+            <w:r>
+              <w:t xml:space="preserve"> Jumeau</w:t>
+            </w:r>
+          </w:p>
         </w:tc>
       </w:tr>
       <w:tr>
-        <w:tblPrEx>
-          <w:tblCellMar>
-            <w:top w:w="0" w:type="dxa"/>
-            <w:bottom w:w="0" w:type="dxa"/>
-          </w:tblCellMar>
-        </w:tblPrEx>
         <w:trPr>
           <w:cantSplit/>
         </w:trPr>
@@ -1056,7 +1017,11 @@
             </w:tcMar>
             <w:vAlign w:val="center"/>
           </w:tcPr>
-          <w:p/>
+          <w:p>
+            <w:r>
+              <w:t>+226 65988956</w:t>
+            </w:r>
+          </w:p>
         </w:tc>
         <w:tc>
           <w:tcPr>
@@ -1095,16 +1060,14 @@
             </w:tcMar>
             <w:vAlign w:val="center"/>
           </w:tcPr>
-          <w:p/>
+          <w:p>
+            <w:r>
+              <w:t>savadogoamiir@gmail.com</w:t>
+            </w:r>
+          </w:p>
         </w:tc>
       </w:tr>
       <w:tr>
-        <w:tblPrEx>
-          <w:tblCellMar>
-            <w:top w:w="0" w:type="dxa"/>
-            <w:bottom w:w="0" w:type="dxa"/>
-          </w:tblCellMar>
-        </w:tblPrEx>
         <w:trPr>
           <w:cantSplit/>
         </w:trPr>
@@ -1145,18 +1108,36 @@
             </w:tcMar>
             <w:vAlign w:val="center"/>
           </w:tcPr>
-          <w:p/>
+          <w:p>
+            <w:r>
+              <w:t>D</w:t>
+            </w:r>
+            <w:r>
+              <w:t xml:space="preserve">ata </w:t>
+            </w:r>
+            <w:proofErr w:type="spellStart"/>
+            <w:r>
+              <w:t>Scien</w:t>
+            </w:r>
+            <w:r>
+              <w:t>tist</w:t>
+            </w:r>
+            <w:proofErr w:type="spellEnd"/>
+            <w:r>
+              <w:t xml:space="preserve"> &amp; dev </w:t>
+            </w:r>
+            <w:proofErr w:type="spellStart"/>
+            <w:r>
+              <w:t>fullstack</w:t>
+            </w:r>
+            <w:proofErr w:type="spellEnd"/>
+          </w:p>
         </w:tc>
       </w:tr>
       <w:tr>
-        <w:tblPrEx>
-          <w:tblCellMar>
-            <w:top w:w="0" w:type="dxa"/>
-            <w:bottom w:w="0" w:type="dxa"/>
-          </w:tblCellMar>
-        </w:tblPrEx>
         <w:trPr>
           <w:cantSplit/>
+          <w:trHeight w:val="326"/>
         </w:trPr>
         <w:tc>
           <w:tcPr>
@@ -1196,7 +1177,19 @@
             </w:tcMar>
             <w:vAlign w:val="center"/>
           </w:tcPr>
-          <w:p/>
+          <w:p>
+            <w:r>
+              <w:t>Modélisation &amp; Évaluation</w:t>
+            </w:r>
+            <w:r>
+              <w:t xml:space="preserve"> du </w:t>
+            </w:r>
+            <w:proofErr w:type="spellStart"/>
+            <w:r>
+              <w:t>scoring</w:t>
+            </w:r>
+            <w:proofErr w:type="spellEnd"/>
+          </w:p>
         </w:tc>
       </w:tr>
     </w:tbl>
@@ -1229,12 +1222,6 @@
         <w:gridCol w:w="2750"/>
       </w:tblGrid>
       <w:tr>
-        <w:tblPrEx>
-          <w:tblCellMar>
-            <w:top w:w="0" w:type="dxa"/>
-            <w:bottom w:w="0" w:type="dxa"/>
-          </w:tblCellMar>
-        </w:tblPrEx>
         <w:trPr>
           <w:cantSplit/>
         </w:trPr>
@@ -1265,12 +1252,6 @@
         </w:tc>
       </w:tr>
       <w:tr>
-        <w:tblPrEx>
-          <w:tblCellMar>
-            <w:top w:w="0" w:type="dxa"/>
-            <w:bottom w:w="0" w:type="dxa"/>
-          </w:tblCellMar>
-        </w:tblPrEx>
         <w:trPr>
           <w:cantSplit/>
         </w:trPr>
@@ -1310,7 +1291,11 @@
             </w:tcMar>
             <w:vAlign w:val="center"/>
           </w:tcPr>
-          <w:p/>
+          <w:p>
+            <w:r>
+              <w:t>DABIRA</w:t>
+            </w:r>
+          </w:p>
         </w:tc>
         <w:tc>
           <w:tcPr>
@@ -1348,16 +1333,158 @@
             </w:tcMar>
             <w:vAlign w:val="center"/>
           </w:tcPr>
-          <w:p/>
+          <w:p>
+            <w:r>
+              <w:t>Cedric</w:t>
+            </w:r>
+          </w:p>
         </w:tc>
       </w:tr>
       <w:tr>
-        <w:tblPrEx>
-          <w:tblCellMar>
-            <w:top w:w="0" w:type="dxa"/>
-            <w:bottom w:w="0" w:type="dxa"/>
-          </w:tblCellMar>
-        </w:tblPrEx>
+        <w:trPr>
+          <w:cantSplit/>
+          <w:trHeight w:val="330"/>
+        </w:trPr>
+        <w:tc>
+          <w:tcPr>
+            <w:tcW w:w="2200" w:type="dxa"/>
+            <w:shd w:val="clear" w:color="auto" w:fill="1F4E79"/>
+            <w:tcMar>
+              <w:top w:w="90" w:type="dxa"/>
+              <w:left w:w="140" w:type="dxa"/>
+              <w:bottom w:w="90" w:type="dxa"/>
+              <w:right w:w="140" w:type="dxa"/>
+            </w:tcMar>
+            <w:vAlign w:val="center"/>
+          </w:tcPr>
+          <w:p>
+            <w:r>
+              <w:rPr>
+                <w:b/>
+                <w:bCs/>
+                <w:color w:val="FFFFFF"/>
+                <w:sz w:val="20"/>
+                <w:szCs w:val="20"/>
+              </w:rPr>
+              <w:t>Téléphone</w:t>
+            </w:r>
+          </w:p>
+        </w:tc>
+        <w:tc>
+          <w:tcPr>
+            <w:tcW w:w="2350" w:type="dxa"/>
+            <w:shd w:val="clear" w:color="auto" w:fill="F2F5F9"/>
+            <w:tcMar>
+              <w:top w:w="140" w:type="dxa"/>
+              <w:left w:w="140" w:type="dxa"/>
+              <w:bottom w:w="140" w:type="dxa"/>
+              <w:right w:w="140" w:type="dxa"/>
+            </w:tcMar>
+            <w:vAlign w:val="center"/>
+          </w:tcPr>
+          <w:p>
+            <w:r>
+              <w:t>+226 55141812</w:t>
+            </w:r>
+          </w:p>
+        </w:tc>
+        <w:tc>
+          <w:tcPr>
+            <w:tcW w:w="2200" w:type="dxa"/>
+            <w:shd w:val="clear" w:color="auto" w:fill="1F4E79"/>
+            <w:tcMar>
+              <w:top w:w="90" w:type="dxa"/>
+              <w:left w:w="140" w:type="dxa"/>
+              <w:bottom w:w="90" w:type="dxa"/>
+              <w:right w:w="140" w:type="dxa"/>
+            </w:tcMar>
+            <w:vAlign w:val="center"/>
+          </w:tcPr>
+          <w:p>
+            <w:r>
+              <w:rPr>
+                <w:b/>
+                <w:bCs/>
+                <w:color w:val="FFFFFF"/>
+                <w:sz w:val="20"/>
+                <w:szCs w:val="20"/>
+              </w:rPr>
+              <w:t>Email</w:t>
+            </w:r>
+          </w:p>
+        </w:tc>
+        <w:tc>
+          <w:tcPr>
+            <w:tcW w:w="2350" w:type="dxa"/>
+            <w:shd w:val="clear" w:color="auto" w:fill="F2F5F9"/>
+            <w:tcMar>
+              <w:top w:w="140" w:type="dxa"/>
+              <w:left w:w="140" w:type="dxa"/>
+              <w:bottom w:w="140" w:type="dxa"/>
+              <w:right w:w="140" w:type="dxa"/>
+            </w:tcMar>
+            <w:vAlign w:val="center"/>
+          </w:tcPr>
+          <w:p>
+            <w:r>
+              <w:t>c</w:t>
+            </w:r>
+            <w:r>
+              <w:t>edricdabira0@gmail.com</w:t>
+            </w:r>
+          </w:p>
+        </w:tc>
+      </w:tr>
+      <w:tr>
+        <w:trPr>
+          <w:cantSplit/>
+          <w:trHeight w:val="565"/>
+        </w:trPr>
+        <w:tc>
+          <w:tcPr>
+            <w:tcW w:w="2200" w:type="dxa"/>
+            <w:shd w:val="clear" w:color="auto" w:fill="1F4E79"/>
+            <w:tcMar>
+              <w:top w:w="90" w:type="dxa"/>
+              <w:left w:w="140" w:type="dxa"/>
+              <w:bottom w:w="90" w:type="dxa"/>
+              <w:right w:w="140" w:type="dxa"/>
+            </w:tcMar>
+            <w:vAlign w:val="center"/>
+          </w:tcPr>
+          <w:p>
+            <w:r>
+              <w:rPr>
+                <w:b/>
+                <w:bCs/>
+                <w:color w:val="FFFFFF"/>
+                <w:sz w:val="20"/>
+                <w:szCs w:val="20"/>
+              </w:rPr>
+              <w:t>Spécialité / Formation</w:t>
+            </w:r>
+          </w:p>
+        </w:tc>
+        <w:tc>
+          <w:tcPr>
+            <w:tcW w:w="6900" w:type="dxa"/>
+            <w:gridSpan w:val="3"/>
+            <w:tcMar>
+              <w:top w:w="140" w:type="dxa"/>
+              <w:left w:w="140" w:type="dxa"/>
+              <w:bottom w:w="140" w:type="dxa"/>
+              <w:right w:w="140" w:type="dxa"/>
+            </w:tcMar>
+            <w:vAlign w:val="center"/>
+          </w:tcPr>
+          <w:p>
+            <w:r>
+              <w:t>Cybersécurité</w:t>
+            </w:r>
+          </w:p>
+        </w:tc>
+      </w:tr>
+      <w:tr>
         <w:trPr>
           <w:cantSplit/>
         </w:trPr>
@@ -1382,145 +1509,6 @@
                 <w:sz w:val="20"/>
                 <w:szCs w:val="20"/>
               </w:rPr>
-              <w:t>Téléphone</w:t>
-            </w:r>
-          </w:p>
-        </w:tc>
-        <w:tc>
-          <w:tcPr>
-            <w:tcW w:w="2350" w:type="dxa"/>
-            <w:shd w:val="clear" w:color="auto" w:fill="F2F5F9"/>
-            <w:tcMar>
-              <w:top w:w="140" w:type="dxa"/>
-              <w:left w:w="140" w:type="dxa"/>
-              <w:bottom w:w="140" w:type="dxa"/>
-              <w:right w:w="140" w:type="dxa"/>
-            </w:tcMar>
-            <w:vAlign w:val="center"/>
-          </w:tcPr>
-          <w:p/>
-        </w:tc>
-        <w:tc>
-          <w:tcPr>
-            <w:tcW w:w="2200" w:type="dxa"/>
-            <w:shd w:val="clear" w:color="auto" w:fill="1F4E79"/>
-            <w:tcMar>
-              <w:top w:w="90" w:type="dxa"/>
-              <w:left w:w="140" w:type="dxa"/>
-              <w:bottom w:w="90" w:type="dxa"/>
-              <w:right w:w="140" w:type="dxa"/>
-            </w:tcMar>
-            <w:vAlign w:val="center"/>
-          </w:tcPr>
-          <w:p>
-            <w:r>
-              <w:rPr>
-                <w:b/>
-                <w:bCs/>
-                <w:color w:val="FFFFFF"/>
-                <w:sz w:val="20"/>
-                <w:szCs w:val="20"/>
-              </w:rPr>
-              <w:t>Email</w:t>
-            </w:r>
-          </w:p>
-        </w:tc>
-        <w:tc>
-          <w:tcPr>
-            <w:tcW w:w="2350" w:type="dxa"/>
-            <w:shd w:val="clear" w:color="auto" w:fill="F2F5F9"/>
-            <w:tcMar>
-              <w:top w:w="140" w:type="dxa"/>
-              <w:left w:w="140" w:type="dxa"/>
-              <w:bottom w:w="140" w:type="dxa"/>
-              <w:right w:w="140" w:type="dxa"/>
-            </w:tcMar>
-            <w:vAlign w:val="center"/>
-          </w:tcPr>
-          <w:p/>
-        </w:tc>
-      </w:tr>
-      <w:tr>
-        <w:tblPrEx>
-          <w:tblCellMar>
-            <w:top w:w="0" w:type="dxa"/>
-            <w:bottom w:w="0" w:type="dxa"/>
-          </w:tblCellMar>
-        </w:tblPrEx>
-        <w:trPr>
-          <w:cantSplit/>
-        </w:trPr>
-        <w:tc>
-          <w:tcPr>
-            <w:tcW w:w="2200" w:type="dxa"/>
-            <w:shd w:val="clear" w:color="auto" w:fill="1F4E79"/>
-            <w:tcMar>
-              <w:top w:w="90" w:type="dxa"/>
-              <w:left w:w="140" w:type="dxa"/>
-              <w:bottom w:w="90" w:type="dxa"/>
-              <w:right w:w="140" w:type="dxa"/>
-            </w:tcMar>
-            <w:vAlign w:val="center"/>
-          </w:tcPr>
-          <w:p>
-            <w:r>
-              <w:rPr>
-                <w:b/>
-                <w:bCs/>
-                <w:color w:val="FFFFFF"/>
-                <w:sz w:val="20"/>
-                <w:szCs w:val="20"/>
-              </w:rPr>
-              <w:t>Spécialité / Formation</w:t>
-            </w:r>
-          </w:p>
-        </w:tc>
-        <w:tc>
-          <w:tcPr>
-            <w:tcW w:w="6900" w:type="dxa"/>
-            <w:gridSpan w:val="3"/>
-            <w:tcMar>
-              <w:top w:w="140" w:type="dxa"/>
-              <w:left w:w="140" w:type="dxa"/>
-              <w:bottom w:w="140" w:type="dxa"/>
-              <w:right w:w="140" w:type="dxa"/>
-            </w:tcMar>
-            <w:vAlign w:val="center"/>
-          </w:tcPr>
-          <w:p/>
-        </w:tc>
-      </w:tr>
-      <w:tr>
-        <w:tblPrEx>
-          <w:tblCellMar>
-            <w:top w:w="0" w:type="dxa"/>
-            <w:bottom w:w="0" w:type="dxa"/>
-          </w:tblCellMar>
-        </w:tblPrEx>
-        <w:trPr>
-          <w:cantSplit/>
-        </w:trPr>
-        <w:tc>
-          <w:tcPr>
-            <w:tcW w:w="2200" w:type="dxa"/>
-            <w:shd w:val="clear" w:color="auto" w:fill="1F4E79"/>
-            <w:tcMar>
-              <w:top w:w="90" w:type="dxa"/>
-              <w:left w:w="140" w:type="dxa"/>
-              <w:bottom w:w="90" w:type="dxa"/>
-              <w:right w:w="140" w:type="dxa"/>
-            </w:tcMar>
-            <w:vAlign w:val="center"/>
-          </w:tcPr>
-          <w:p>
-            <w:r>
-              <w:rPr>
-                <w:b/>
-                <w:bCs/>
-                <w:color w:val="FFFFFF"/>
-                <w:sz w:val="20"/>
-                <w:szCs w:val="20"/>
-              </w:rPr>
               <w:t>Rôle dans l'équipe</w:t>
             </w:r>
           </w:p>
@@ -1538,7 +1526,11 @@
             </w:tcMar>
             <w:vAlign w:val="center"/>
           </w:tcPr>
-          <w:p/>
+          <w:p>
+            <w:r>
+              <w:t>Sécurité des Données &amp; Conformité RGPD/LBC-FT</w:t>
+            </w:r>
+          </w:p>
         </w:tc>
       </w:tr>
     </w:tbl>
@@ -1571,12 +1563,6 @@
         <w:gridCol w:w="2750"/>
       </w:tblGrid>
       <w:tr>
-        <w:tblPrEx>
-          <w:tblCellMar>
-            <w:top w:w="0" w:type="dxa"/>
-            <w:bottom w:w="0" w:type="dxa"/>
-          </w:tblCellMar>
-        </w:tblPrEx>
         <w:trPr>
           <w:cantSplit/>
         </w:trPr>
@@ -1607,12 +1593,6 @@
         </w:tc>
       </w:tr>
       <w:tr>
-        <w:tblPrEx>
-          <w:tblCellMar>
-            <w:top w:w="0" w:type="dxa"/>
-            <w:bottom w:w="0" w:type="dxa"/>
-          </w:tblCellMar>
-        </w:tblPrEx>
         <w:trPr>
           <w:cantSplit/>
         </w:trPr>
@@ -1652,7 +1632,11 @@
             </w:tcMar>
             <w:vAlign w:val="center"/>
           </w:tcPr>
-          <w:p/>
+          <w:p>
+            <w:r>
+              <w:t>ZOUNDI</w:t>
+            </w:r>
+          </w:p>
         </w:tc>
         <w:tc>
           <w:tcPr>
@@ -1690,16 +1674,134 @@
             </w:tcMar>
             <w:vAlign w:val="center"/>
           </w:tcPr>
-          <w:p/>
+          <w:p>
+            <w:proofErr w:type="spellStart"/>
+            <w:r>
+              <w:t>KiswendSida</w:t>
+            </w:r>
+            <w:proofErr w:type="spellEnd"/>
+            <w:r>
+              <w:t xml:space="preserve"> </w:t>
+            </w:r>
+            <w:proofErr w:type="spellStart"/>
+            <w:r>
+              <w:t>Jiosiphia</w:t>
+            </w:r>
+            <w:proofErr w:type="spellEnd"/>
+          </w:p>
         </w:tc>
       </w:tr>
       <w:tr>
-        <w:tblPrEx>
-          <w:tblCellMar>
-            <w:top w:w="0" w:type="dxa"/>
-            <w:bottom w:w="0" w:type="dxa"/>
-          </w:tblCellMar>
-        </w:tblPrEx>
+        <w:trPr>
+          <w:cantSplit/>
+          <w:trHeight w:val="266"/>
+        </w:trPr>
+        <w:tc>
+          <w:tcPr>
+            <w:tcW w:w="2200" w:type="dxa"/>
+            <w:shd w:val="clear" w:color="auto" w:fill="1F4E79"/>
+            <w:tcMar>
+              <w:top w:w="90" w:type="dxa"/>
+              <w:left w:w="140" w:type="dxa"/>
+              <w:bottom w:w="90" w:type="dxa"/>
+              <w:right w:w="140" w:type="dxa"/>
+            </w:tcMar>
+            <w:vAlign w:val="center"/>
+          </w:tcPr>
+          <w:p>
+            <w:r>
+              <w:rPr>
+                <w:b/>
+                <w:bCs/>
+                <w:color w:val="FFFFFF"/>
+                <w:sz w:val="20"/>
+                <w:szCs w:val="20"/>
+              </w:rPr>
+              <w:t>Téléphone</w:t>
+            </w:r>
+          </w:p>
+        </w:tc>
+        <w:tc>
+          <w:tcPr>
+            <w:tcW w:w="2350" w:type="dxa"/>
+            <w:shd w:val="clear" w:color="auto" w:fill="F2F5F9"/>
+            <w:tcMar>
+              <w:top w:w="140" w:type="dxa"/>
+              <w:left w:w="140" w:type="dxa"/>
+              <w:bottom w:w="140" w:type="dxa"/>
+              <w:right w:w="140" w:type="dxa"/>
+            </w:tcMar>
+            <w:vAlign w:val="center"/>
+          </w:tcPr>
+          <w:p>
+            <w:r>
+              <w:t>+226 04545900</w:t>
+            </w:r>
+          </w:p>
+        </w:tc>
+        <w:tc>
+          <w:tcPr>
+            <w:tcW w:w="2200" w:type="dxa"/>
+            <w:shd w:val="clear" w:color="auto" w:fill="1F4E79"/>
+            <w:tcMar>
+              <w:top w:w="90" w:type="dxa"/>
+              <w:left w:w="140" w:type="dxa"/>
+              <w:bottom w:w="90" w:type="dxa"/>
+              <w:right w:w="140" w:type="dxa"/>
+            </w:tcMar>
+            <w:vAlign w:val="center"/>
+          </w:tcPr>
+          <w:p>
+            <w:r>
+              <w:rPr>
+                <w:b/>
+                <w:bCs/>
+                <w:color w:val="FFFFFF"/>
+                <w:sz w:val="20"/>
+                <w:szCs w:val="20"/>
+              </w:rPr>
+              <w:t>Email</w:t>
+            </w:r>
+          </w:p>
+        </w:tc>
+        <w:tc>
+          <w:tcPr>
+            <w:tcW w:w="2350" w:type="dxa"/>
+            <w:shd w:val="clear" w:color="auto" w:fill="F2F5F9"/>
+            <w:tcMar>
+              <w:top w:w="140" w:type="dxa"/>
+              <w:left w:w="140" w:type="dxa"/>
+              <w:bottom w:w="140" w:type="dxa"/>
+              <w:right w:w="140" w:type="dxa"/>
+            </w:tcMar>
+            <w:vAlign w:val="center"/>
+          </w:tcPr>
+          <w:p>
+            <w:r>
+              <w:rPr>
+                <w:sz w:val="24"/>
+                <w:szCs w:val="24"/>
+              </w:rPr>
+              <w:t>zjosiphia</w:t>
+            </w:r>
+            <w:r>
+              <w:rPr>
+                <w:sz w:val="24"/>
+                <w:szCs w:val="24"/>
+              </w:rPr>
+              <w:t>@</w:t>
+            </w:r>
+            <w:r>
+              <w:rPr>
+                <w:sz w:val="24"/>
+                <w:szCs w:val="24"/>
+              </w:rPr>
+              <w:t xml:space="preserve">gmail.com  </w:t>
+            </w:r>
+          </w:p>
+        </w:tc>
+      </w:tr>
+      <w:tr>
         <w:trPr>
           <w:cantSplit/>
         </w:trPr>
@@ -1724,14 +1826,14 @@
                 <w:sz w:val="20"/>
                 <w:szCs w:val="20"/>
               </w:rPr>
-              <w:t>Téléphone</w:t>
-            </w:r>
-          </w:p>
-        </w:tc>
-        <w:tc>
-          <w:tcPr>
-            <w:tcW w:w="2350" w:type="dxa"/>
-            <w:shd w:val="clear" w:color="auto" w:fill="F2F5F9"/>
+              <w:t>Spécialité / Formation</w:t>
+            </w:r>
+          </w:p>
+        </w:tc>
+        <w:tc>
+          <w:tcPr>
+            <w:tcW w:w="6900" w:type="dxa"/>
+            <w:gridSpan w:val="3"/>
             <w:tcMar>
               <w:top w:w="140" w:type="dxa"/>
               <w:left w:w="140" w:type="dxa"/>
@@ -1740,107 +1842,17 @@
             </w:tcMar>
             <w:vAlign w:val="center"/>
           </w:tcPr>
-          <w:p/>
-        </w:tc>
-        <w:tc>
-          <w:tcPr>
-            <w:tcW w:w="2200" w:type="dxa"/>
-            <w:shd w:val="clear" w:color="auto" w:fill="1F4E79"/>
-            <w:tcMar>
-              <w:top w:w="90" w:type="dxa"/>
-              <w:left w:w="140" w:type="dxa"/>
-              <w:bottom w:w="90" w:type="dxa"/>
-              <w:right w:w="140" w:type="dxa"/>
-            </w:tcMar>
-            <w:vAlign w:val="center"/>
-          </w:tcPr>
-          <w:p>
-            <w:r>
-              <w:rPr>
-                <w:b/>
-                <w:bCs/>
-                <w:color w:val="FFFFFF"/>
-                <w:sz w:val="20"/>
-                <w:szCs w:val="20"/>
-              </w:rPr>
-              <w:t>Email</w:t>
-            </w:r>
-          </w:p>
-        </w:tc>
-        <w:tc>
-          <w:tcPr>
-            <w:tcW w:w="2350" w:type="dxa"/>
-            <w:shd w:val="clear" w:color="auto" w:fill="F2F5F9"/>
-            <w:tcMar>
-              <w:top w:w="140" w:type="dxa"/>
-              <w:left w:w="140" w:type="dxa"/>
-              <w:bottom w:w="140" w:type="dxa"/>
-              <w:right w:w="140" w:type="dxa"/>
-            </w:tcMar>
-            <w:vAlign w:val="center"/>
-          </w:tcPr>
-          <w:p/>
+          <w:p>
+            <w:r>
+              <w:t xml:space="preserve">Communication Pour le Développement </w:t>
+            </w:r>
+          </w:p>
         </w:tc>
       </w:tr>
       <w:tr>
-        <w:tblPrEx>
-          <w:tblCellMar>
-            <w:top w:w="0" w:type="dxa"/>
-            <w:bottom w:w="0" w:type="dxa"/>
-          </w:tblCellMar>
-        </w:tblPrEx>
         <w:trPr>
           <w:cantSplit/>
-        </w:trPr>
-        <w:tc>
-          <w:tcPr>
-            <w:tcW w:w="2200" w:type="dxa"/>
-            <w:shd w:val="clear" w:color="auto" w:fill="1F4E79"/>
-            <w:tcMar>
-              <w:top w:w="90" w:type="dxa"/>
-              <w:left w:w="140" w:type="dxa"/>
-              <w:bottom w:w="90" w:type="dxa"/>
-              <w:right w:w="140" w:type="dxa"/>
-            </w:tcMar>
-            <w:vAlign w:val="center"/>
-          </w:tcPr>
-          <w:p>
-            <w:r>
-              <w:rPr>
-                <w:b/>
-                <w:bCs/>
-                <w:color w:val="FFFFFF"/>
-                <w:sz w:val="20"/>
-                <w:szCs w:val="20"/>
-              </w:rPr>
-              <w:t>Spécialité / Formation</w:t>
-            </w:r>
-          </w:p>
-        </w:tc>
-        <w:tc>
-          <w:tcPr>
-            <w:tcW w:w="6900" w:type="dxa"/>
-            <w:gridSpan w:val="3"/>
-            <w:tcMar>
-              <w:top w:w="140" w:type="dxa"/>
-              <w:left w:w="140" w:type="dxa"/>
-              <w:bottom w:w="140" w:type="dxa"/>
-              <w:right w:w="140" w:type="dxa"/>
-            </w:tcMar>
-            <w:vAlign w:val="center"/>
-          </w:tcPr>
-          <w:p/>
-        </w:tc>
-      </w:tr>
-      <w:tr>
-        <w:tblPrEx>
-          <w:tblCellMar>
-            <w:top w:w="0" w:type="dxa"/>
-            <w:bottom w:w="0" w:type="dxa"/>
-          </w:tblCellMar>
-        </w:tblPrEx>
-        <w:trPr>
-          <w:cantSplit/>
+          <w:trHeight w:val="451"/>
         </w:trPr>
         <w:tc>
           <w:tcPr>
@@ -1880,7 +1892,11 @@
             </w:tcMar>
             <w:vAlign w:val="center"/>
           </w:tcPr>
-          <w:p/>
+          <w:p>
+            <w:r>
+              <w:t>Communication &amp; Pitch</w:t>
+            </w:r>
+          </w:p>
         </w:tc>
       </w:tr>
     </w:tbl>
@@ -1913,12 +1929,6 @@
         <w:gridCol w:w="2750"/>
       </w:tblGrid>
       <w:tr>
-        <w:tblPrEx>
-          <w:tblCellMar>
-            <w:top w:w="0" w:type="dxa"/>
-            <w:bottom w:w="0" w:type="dxa"/>
-          </w:tblCellMar>
-        </w:tblPrEx>
         <w:trPr>
           <w:cantSplit/>
         </w:trPr>
@@ -1949,12 +1959,6 @@
         </w:tc>
       </w:tr>
       <w:tr>
-        <w:tblPrEx>
-          <w:tblCellMar>
-            <w:top w:w="0" w:type="dxa"/>
-            <w:bottom w:w="0" w:type="dxa"/>
-          </w:tblCellMar>
-        </w:tblPrEx>
         <w:trPr>
           <w:cantSplit/>
         </w:trPr>
@@ -2036,12 +2040,90 @@
         </w:tc>
       </w:tr>
       <w:tr>
-        <w:tblPrEx>
-          <w:tblCellMar>
-            <w:top w:w="0" w:type="dxa"/>
-            <w:bottom w:w="0" w:type="dxa"/>
-          </w:tblCellMar>
-        </w:tblPrEx>
+        <w:trPr>
+          <w:cantSplit/>
+          <w:trHeight w:val="256"/>
+        </w:trPr>
+        <w:tc>
+          <w:tcPr>
+            <w:tcW w:w="2200" w:type="dxa"/>
+            <w:shd w:val="clear" w:color="auto" w:fill="1F4E79"/>
+            <w:tcMar>
+              <w:top w:w="90" w:type="dxa"/>
+              <w:left w:w="140" w:type="dxa"/>
+              <w:bottom w:w="90" w:type="dxa"/>
+              <w:right w:w="140" w:type="dxa"/>
+            </w:tcMar>
+            <w:vAlign w:val="center"/>
+          </w:tcPr>
+          <w:p>
+            <w:r>
+              <w:rPr>
+                <w:b/>
+                <w:bCs/>
+                <w:color w:val="FFFFFF"/>
+                <w:sz w:val="20"/>
+                <w:szCs w:val="20"/>
+              </w:rPr>
+              <w:t>Téléphone</w:t>
+            </w:r>
+          </w:p>
+        </w:tc>
+        <w:tc>
+          <w:tcPr>
+            <w:tcW w:w="2350" w:type="dxa"/>
+            <w:shd w:val="clear" w:color="auto" w:fill="F2F5F9"/>
+            <w:tcMar>
+              <w:top w:w="140" w:type="dxa"/>
+              <w:left w:w="140" w:type="dxa"/>
+              <w:bottom w:w="140" w:type="dxa"/>
+              <w:right w:w="140" w:type="dxa"/>
+            </w:tcMar>
+            <w:vAlign w:val="center"/>
+          </w:tcPr>
+          <w:p/>
+        </w:tc>
+        <w:tc>
+          <w:tcPr>
+            <w:tcW w:w="2200" w:type="dxa"/>
+            <w:shd w:val="clear" w:color="auto" w:fill="1F4E79"/>
+            <w:tcMar>
+              <w:top w:w="90" w:type="dxa"/>
+              <w:left w:w="140" w:type="dxa"/>
+              <w:bottom w:w="90" w:type="dxa"/>
+              <w:right w:w="140" w:type="dxa"/>
+            </w:tcMar>
+            <w:vAlign w:val="center"/>
+          </w:tcPr>
+          <w:p>
+            <w:r>
+              <w:rPr>
+                <w:b/>
+                <w:bCs/>
+                <w:color w:val="FFFFFF"/>
+                <w:sz w:val="20"/>
+                <w:szCs w:val="20"/>
+              </w:rPr>
+              <w:t>Email</w:t>
+            </w:r>
+          </w:p>
+        </w:tc>
+        <w:tc>
+          <w:tcPr>
+            <w:tcW w:w="2350" w:type="dxa"/>
+            <w:shd w:val="clear" w:color="auto" w:fill="F2F5F9"/>
+            <w:tcMar>
+              <w:top w:w="140" w:type="dxa"/>
+              <w:left w:w="140" w:type="dxa"/>
+              <w:bottom w:w="140" w:type="dxa"/>
+              <w:right w:w="140" w:type="dxa"/>
+            </w:tcMar>
+            <w:vAlign w:val="center"/>
+          </w:tcPr>
+          <w:p/>
+        </w:tc>
+      </w:tr>
+      <w:tr>
         <w:trPr>
           <w:cantSplit/>
         </w:trPr>
@@ -2066,53 +2148,14 @@
                 <w:sz w:val="20"/>
                 <w:szCs w:val="20"/>
               </w:rPr>
-              <w:t>Téléphone</w:t>
-            </w:r>
-          </w:p>
-        </w:tc>
-        <w:tc>
-          <w:tcPr>
-            <w:tcW w:w="2350" w:type="dxa"/>
-            <w:shd w:val="clear" w:color="auto" w:fill="F2F5F9"/>
-            <w:tcMar>
-              <w:top w:w="140" w:type="dxa"/>
-              <w:left w:w="140" w:type="dxa"/>
-              <w:bottom w:w="140" w:type="dxa"/>
-              <w:right w:w="140" w:type="dxa"/>
-            </w:tcMar>
-            <w:vAlign w:val="center"/>
-          </w:tcPr>
-          <w:p/>
-        </w:tc>
-        <w:tc>
-          <w:tcPr>
-            <w:tcW w:w="2200" w:type="dxa"/>
-            <w:shd w:val="clear" w:color="auto" w:fill="1F4E79"/>
-            <w:tcMar>
-              <w:top w:w="90" w:type="dxa"/>
-              <w:left w:w="140" w:type="dxa"/>
-              <w:bottom w:w="90" w:type="dxa"/>
-              <w:right w:w="140" w:type="dxa"/>
-            </w:tcMar>
-            <w:vAlign w:val="center"/>
-          </w:tcPr>
-          <w:p>
-            <w:r>
-              <w:rPr>
-                <w:b/>
-                <w:bCs/>
-                <w:color w:val="FFFFFF"/>
-                <w:sz w:val="20"/>
-                <w:szCs w:val="20"/>
-              </w:rPr>
-              <w:t>Email</w:t>
-            </w:r>
-          </w:p>
-        </w:tc>
-        <w:tc>
-          <w:tcPr>
-            <w:tcW w:w="2350" w:type="dxa"/>
-            <w:shd w:val="clear" w:color="auto" w:fill="F2F5F9"/>
+              <w:t>Spécialité / Formation</w:t>
+            </w:r>
+          </w:p>
+        </w:tc>
+        <w:tc>
+          <w:tcPr>
+            <w:tcW w:w="6900" w:type="dxa"/>
+            <w:gridSpan w:val="3"/>
             <w:tcMar>
               <w:top w:w="140" w:type="dxa"/>
               <w:left w:w="140" w:type="dxa"/>
@@ -2125,64 +2168,9 @@
         </w:tc>
       </w:tr>
       <w:tr>
-        <w:tblPrEx>
-          <w:tblCellMar>
-            <w:top w:w="0" w:type="dxa"/>
-            <w:bottom w:w="0" w:type="dxa"/>
-          </w:tblCellMar>
-        </w:tblPrEx>
         <w:trPr>
           <w:cantSplit/>
-        </w:trPr>
-        <w:tc>
-          <w:tcPr>
-            <w:tcW w:w="2200" w:type="dxa"/>
-            <w:shd w:val="clear" w:color="auto" w:fill="1F4E79"/>
-            <w:tcMar>
-              <w:top w:w="90" w:type="dxa"/>
-              <w:left w:w="140" w:type="dxa"/>
-              <w:bottom w:w="90" w:type="dxa"/>
-              <w:right w:w="140" w:type="dxa"/>
-            </w:tcMar>
-            <w:vAlign w:val="center"/>
-          </w:tcPr>
-          <w:p>
-            <w:r>
-              <w:rPr>
-                <w:b/>
-                <w:bCs/>
-                <w:color w:val="FFFFFF"/>
-                <w:sz w:val="20"/>
-                <w:szCs w:val="20"/>
-              </w:rPr>
-              <w:t>Spécialité / Formation</w:t>
-            </w:r>
-          </w:p>
-        </w:tc>
-        <w:tc>
-          <w:tcPr>
-            <w:tcW w:w="6900" w:type="dxa"/>
-            <w:gridSpan w:val="3"/>
-            <w:tcMar>
-              <w:top w:w="140" w:type="dxa"/>
-              <w:left w:w="140" w:type="dxa"/>
-              <w:bottom w:w="140" w:type="dxa"/>
-              <w:right w:w="140" w:type="dxa"/>
-            </w:tcMar>
-            <w:vAlign w:val="center"/>
-          </w:tcPr>
-          <w:p/>
-        </w:tc>
-      </w:tr>
-      <w:tr>
-        <w:tblPrEx>
-          <w:tblCellMar>
-            <w:top w:w="0" w:type="dxa"/>
-            <w:bottom w:w="0" w:type="dxa"/>
-          </w:tblCellMar>
-        </w:tblPrEx>
-        <w:trPr>
-          <w:cantSplit/>
+          <w:trHeight w:val="441"/>
         </w:trPr>
         <w:tc>
           <w:tcPr>
